--- a/pr-preview/pr-17/chapters/induction.docx
+++ b/pr-preview/pr-17/chapters/induction.docx
@@ -23,7 +23,7 @@
         <w:pStyle w:val="Date"/>
       </w:pPr>
       <w:r>
-        <w:t xml:space="preserve">Last modified: 2026-10-23 16:48:23 (PDT)</w:t>
+        <w:t xml:space="preserve">Last modified: 2026-10-23 16:56:06 (PDT)</w:t>
       </w:r>
     </w:p>
     <w:tbl>
@@ -1112,6 +1112,9 @@
         <m:oMath>
           <m:eqArr>
             <m:e>
+              <m:r>
+                <m:t>&amp;</m:t>
+              </m:r>
               <m:f>
                 <m:fPr>
                   <m:type m:val="bar"/>
@@ -1259,6 +1262,8 @@
                   </m:r>
                 </m:den>
               </m:f>
+            </m:e>
+            <m:e>
               <m:r>
                 <m:t>&amp;</m:t>
               </m:r>
@@ -4238,6 +4243,9 @@
           <m:eqArr>
             <m:e>
               <m:r>
+                <m:t>&amp;</m:t>
+              </m:r>
+              <m:r>
                 <m:t>1</m:t>
               </m:r>
               <m:r>
@@ -4348,6 +4356,8 @@
                 </m:rPr>
                 <m:t>)</m:t>
               </m:r>
+            </m:e>
+            <m:e>
               <m:r>
                 <m:t>&amp;</m:t>
               </m:r>
